--- a/energo.docx
+++ b/energo.docx
@@ -334,6 +334,12 @@
     </w:p>
     <w:sdt>
       <w:sdtPr>
+        <w:rPr>
+          <w:rFonts w:cstheme="minorBidi"/>
+          <w:b w:val="0"/>
+          <w:bCs w:val="0"/>
+          <w:lang w:val="es-CO" w:eastAsia="en-US"/>
+        </w:rPr>
         <w:id w:val="-742247577"/>
         <w:docPartObj>
           <w:docPartGallery w:val="Table of Contents"/>
@@ -342,9 +348,7 @@
       </w:sdtPr>
       <w:sdtEndPr>
         <w:rPr>
-          <w:rFonts w:cstheme="minorBidi"/>
           <w:noProof/>
-          <w:lang w:val="es-CO" w:eastAsia="en-US"/>
         </w:rPr>
       </w:sdtEndPr>
       <w:sdtContent>
@@ -3383,24 +3387,14 @@
       <w:r>
         <w:t xml:space="preserve">  </w:t>
       </w:r>
-      <w:r>
-        <w:fldChar w:fldCharType="begin"/>
-      </w:r>
-      <w:r>
-        <w:instrText xml:space="preserve"> SEQ Diagrama_Packet_Tracer_._Fig_ \* ARABIC </w:instrText>
-      </w:r>
-      <w:r>
-        <w:fldChar w:fldCharType="separate"/>
-      </w:r>
-      <w:r>
-        <w:rPr>
-          <w:noProof/>
-        </w:rPr>
-        <w:t>1</w:t>
-      </w:r>
-      <w:r>
-        <w:fldChar w:fldCharType="end"/>
-      </w:r>
+      <w:fldSimple w:instr=" SEQ Diagrama_Packet_Tracer_._Fig_ \* ARABIC ">
+        <w:r>
+          <w:rPr>
+            <w:noProof/>
+          </w:rPr>
+          <w:t>1</w:t>
+        </w:r>
+      </w:fldSimple>
     </w:p>
     <w:p>
       <w:pPr>
@@ -3477,24 +3471,14 @@
       <w:r>
         <w:t xml:space="preserve"> </w:t>
       </w:r>
-      <w:r>
-        <w:fldChar w:fldCharType="begin"/>
-      </w:r>
-      <w:r>
-        <w:instrText xml:space="preserve"> SEQ Diagrama_Virtual_Box_._Fig \* ARABIC </w:instrText>
-      </w:r>
-      <w:r>
-        <w:fldChar w:fldCharType="separate"/>
-      </w:r>
-      <w:r>
-        <w:rPr>
-          <w:noProof/>
-        </w:rPr>
-        <w:t>1</w:t>
-      </w:r>
-      <w:r>
-        <w:fldChar w:fldCharType="end"/>
-      </w:r>
+      <w:fldSimple w:instr=" SEQ Diagrama_Virtual_Box_._Fig \* ARABIC ">
+        <w:r>
+          <w:rPr>
+            <w:noProof/>
+          </w:rPr>
+          <w:t>1</w:t>
+        </w:r>
+      </w:fldSimple>
     </w:p>
     <w:p>
       <w:pPr>
@@ -3571,24 +3555,14 @@
       <w:r>
         <w:t xml:space="preserve"> </w:t>
       </w:r>
-      <w:r>
-        <w:fldChar w:fldCharType="begin"/>
-      </w:r>
-      <w:r>
-        <w:instrText xml:space="preserve"> SEQ Diagrama_Virtual_Box_._Fig \* ARABIC </w:instrText>
-      </w:r>
-      <w:r>
-        <w:fldChar w:fldCharType="separate"/>
-      </w:r>
-      <w:r>
-        <w:rPr>
-          <w:noProof/>
-        </w:rPr>
-        <w:t>2</w:t>
-      </w:r>
-      <w:r>
-        <w:fldChar w:fldCharType="end"/>
-      </w:r>
+      <w:fldSimple w:instr=" SEQ Diagrama_Virtual_Box_._Fig \* ARABIC ">
+        <w:r>
+          <w:rPr>
+            <w:noProof/>
+          </w:rPr>
+          <w:t>2</w:t>
+        </w:r>
+      </w:fldSimple>
     </w:p>
     <w:p>
       <w:pPr>
@@ -3664,24 +3638,14 @@
       <w:r>
         <w:t xml:space="preserve"> </w:t>
       </w:r>
-      <w:r>
-        <w:fldChar w:fldCharType="begin"/>
-      </w:r>
-      <w:r>
-        <w:instrText xml:space="preserve"> SEQ Diagrama_Virtual_Box_._Fig \* ARABIC </w:instrText>
-      </w:r>
-      <w:r>
-        <w:fldChar w:fldCharType="separate"/>
-      </w:r>
-      <w:r>
-        <w:rPr>
-          <w:noProof/>
-        </w:rPr>
-        <w:t>3</w:t>
-      </w:r>
-      <w:r>
-        <w:fldChar w:fldCharType="end"/>
-      </w:r>
+      <w:fldSimple w:instr=" SEQ Diagrama_Virtual_Box_._Fig \* ARABIC ">
+        <w:r>
+          <w:rPr>
+            <w:noProof/>
+          </w:rPr>
+          <w:t>3</w:t>
+        </w:r>
+      </w:fldSimple>
     </w:p>
     <w:p>
       <w:pPr>
@@ -3758,24 +3722,14 @@
       <w:r>
         <w:t xml:space="preserve"> </w:t>
       </w:r>
-      <w:r>
-        <w:fldChar w:fldCharType="begin"/>
-      </w:r>
-      <w:r>
-        <w:instrText xml:space="preserve"> SEQ Diagrama_Virtual_Box_._Fig \* ARABIC </w:instrText>
-      </w:r>
-      <w:r>
-        <w:fldChar w:fldCharType="separate"/>
-      </w:r>
-      <w:r>
-        <w:rPr>
-          <w:noProof/>
-        </w:rPr>
-        <w:t>4</w:t>
-      </w:r>
-      <w:r>
-        <w:fldChar w:fldCharType="end"/>
-      </w:r>
+      <w:fldSimple w:instr=" SEQ Diagrama_Virtual_Box_._Fig \* ARABIC ">
+        <w:r>
+          <w:rPr>
+            <w:noProof/>
+          </w:rPr>
+          <w:t>4</w:t>
+        </w:r>
+      </w:fldSimple>
     </w:p>
     <w:p>
       <w:pPr>
@@ -3852,24 +3806,14 @@
       <w:r>
         <w:t xml:space="preserve"> </w:t>
       </w:r>
-      <w:r>
-        <w:fldChar w:fldCharType="begin"/>
-      </w:r>
-      <w:r>
-        <w:instrText xml:space="preserve"> SEQ Diagrama_Virtual_Box_._Fig \* ARABIC </w:instrText>
-      </w:r>
-      <w:r>
-        <w:fldChar w:fldCharType="separate"/>
-      </w:r>
-      <w:r>
-        <w:rPr>
-          <w:noProof/>
-        </w:rPr>
-        <w:t>5</w:t>
-      </w:r>
-      <w:r>
-        <w:fldChar w:fldCharType="end"/>
-      </w:r>
+      <w:fldSimple w:instr=" SEQ Diagrama_Virtual_Box_._Fig \* ARABIC ">
+        <w:r>
+          <w:rPr>
+            <w:noProof/>
+          </w:rPr>
+          <w:t>5</w:t>
+        </w:r>
+      </w:fldSimple>
     </w:p>
     <w:p/>
     <w:p>
@@ -3996,6 +3940,7 @@
       </w:pPr>
       <w:r>
         <w:rPr>
+          <w:noProof/>
           <w:lang w:val="en-US"/>
         </w:rPr>
         <w:drawing>
@@ -4084,31 +4029,22 @@
       <w:r>
         <w:t xml:space="preserve">  </w:t>
       </w:r>
-      <w:r>
-        <w:fldChar w:fldCharType="begin"/>
-      </w:r>
-      <w:r>
-        <w:instrText xml:space="preserve"> SEQ Mikrotik_Config_._Fig_ \* ARABIC </w:instrText>
-      </w:r>
-      <w:r>
-        <w:fldChar w:fldCharType="separate"/>
-      </w:r>
+      <w:fldSimple w:instr=" SEQ Mikrotik_Config_._Fig_ \* ARABIC ">
+        <w:r>
+          <w:rPr>
+            <w:noProof/>
+          </w:rPr>
+          <w:t>1</w:t>
+        </w:r>
+      </w:fldSimple>
+    </w:p>
+    <w:p>
+      <w:pPr>
+        <w:keepNext/>
+      </w:pPr>
       <w:r>
         <w:rPr>
           <w:noProof/>
-        </w:rPr>
-        <w:t>1</w:t>
-      </w:r>
-      <w:r>
-        <w:fldChar w:fldCharType="end"/>
-      </w:r>
-    </w:p>
-    <w:p>
-      <w:pPr>
-        <w:keepNext/>
-      </w:pPr>
-      <w:r>
-        <w:rPr>
           <w:lang w:val="en-US"/>
         </w:rPr>
         <w:lastRenderedPageBreak/>
@@ -4198,24 +4134,14 @@
       <w:r>
         <w:t xml:space="preserve">  </w:t>
       </w:r>
-      <w:r>
-        <w:fldChar w:fldCharType="begin"/>
-      </w:r>
-      <w:r>
-        <w:instrText xml:space="preserve"> SEQ Mikrotik_Config_._Fig_ \* ARABIC </w:instrText>
-      </w:r>
-      <w:r>
-        <w:fldChar w:fldCharType="separate"/>
-      </w:r>
-      <w:r>
-        <w:rPr>
-          <w:noProof/>
-        </w:rPr>
-        <w:t>2</w:t>
-      </w:r>
-      <w:r>
-        <w:fldChar w:fldCharType="end"/>
-      </w:r>
+      <w:fldSimple w:instr=" SEQ Mikrotik_Config_._Fig_ \* ARABIC ">
+        <w:r>
+          <w:rPr>
+            <w:noProof/>
+          </w:rPr>
+          <w:t>2</w:t>
+        </w:r>
+      </w:fldSimple>
     </w:p>
     <w:p>
       <w:pPr>
@@ -4298,24 +4224,14 @@
       <w:r>
         <w:t xml:space="preserve">  </w:t>
       </w:r>
-      <w:r>
-        <w:fldChar w:fldCharType="begin"/>
-      </w:r>
-      <w:r>
-        <w:instrText xml:space="preserve"> SEQ Mikrotik_Config_._Fig_ \* ARABIC </w:instrText>
-      </w:r>
-      <w:r>
-        <w:fldChar w:fldCharType="separate"/>
-      </w:r>
-      <w:r>
-        <w:rPr>
-          <w:noProof/>
-        </w:rPr>
-        <w:t>3</w:t>
-      </w:r>
-      <w:r>
-        <w:fldChar w:fldCharType="end"/>
-      </w:r>
+      <w:fldSimple w:instr=" SEQ Mikrotik_Config_._Fig_ \* ARABIC ">
+        <w:r>
+          <w:rPr>
+            <w:noProof/>
+          </w:rPr>
+          <w:t>3</w:t>
+        </w:r>
+      </w:fldSimple>
     </w:p>
     <w:p/>
     <w:p/>
@@ -4398,24 +4314,14 @@
       <w:r>
         <w:t xml:space="preserve">  </w:t>
       </w:r>
-      <w:r>
-        <w:fldChar w:fldCharType="begin"/>
-      </w:r>
-      <w:r>
-        <w:instrText xml:space="preserve"> SEQ Mikrotik_Config_._Fig_ \* ARABIC </w:instrText>
-      </w:r>
-      <w:r>
-        <w:fldChar w:fldCharType="separate"/>
-      </w:r>
-      <w:r>
-        <w:rPr>
-          <w:noProof/>
-        </w:rPr>
-        <w:t>4</w:t>
-      </w:r>
-      <w:r>
-        <w:fldChar w:fldCharType="end"/>
-      </w:r>
+      <w:fldSimple w:instr=" SEQ Mikrotik_Config_._Fig_ \* ARABIC ">
+        <w:r>
+          <w:rPr>
+            <w:noProof/>
+          </w:rPr>
+          <w:t>4</w:t>
+        </w:r>
+      </w:fldSimple>
     </w:p>
     <w:p>
       <w:r>
@@ -4500,24 +4406,14 @@
       <w:r>
         <w:t xml:space="preserve">  </w:t>
       </w:r>
-      <w:r>
-        <w:fldChar w:fldCharType="begin"/>
-      </w:r>
-      <w:r>
-        <w:instrText xml:space="preserve"> SEQ Mikrotik_Config_._Fig_ \* ARABIC </w:instrText>
-      </w:r>
-      <w:r>
-        <w:fldChar w:fldCharType="separate"/>
-      </w:r>
-      <w:r>
-        <w:rPr>
-          <w:noProof/>
-        </w:rPr>
-        <w:t>5</w:t>
-      </w:r>
-      <w:r>
-        <w:fldChar w:fldCharType="end"/>
-      </w:r>
+      <w:fldSimple w:instr=" SEQ Mikrotik_Config_._Fig_ \* ARABIC ">
+        <w:r>
+          <w:rPr>
+            <w:noProof/>
+          </w:rPr>
+          <w:t>5</w:t>
+        </w:r>
+      </w:fldSimple>
     </w:p>
     <w:p>
       <w:pPr>
@@ -4634,25 +4530,15 @@
       <w:r>
         <w:t xml:space="preserve">  </w:t>
       </w:r>
-      <w:r>
-        <w:fldChar w:fldCharType="begin"/>
-      </w:r>
-      <w:r>
-        <w:instrText xml:space="preserve"> SEQ Vulnerabilidad_._Fig_ \* ARABIC </w:instrText>
-      </w:r>
-      <w:r>
-        <w:fldChar w:fldCharType="separate"/>
-      </w:r>
-      <w:r>
-        <w:rPr>
-          <w:noProof/>
-        </w:rPr>
-        <w:t>1</w:t>
-      </w:r>
-      <w:bookmarkEnd w:id="7"/>
-      <w:r>
-        <w:fldChar w:fldCharType="end"/>
-      </w:r>
+      <w:fldSimple w:instr=" SEQ Vulnerabilidad_._Fig_ \* ARABIC ">
+        <w:r>
+          <w:rPr>
+            <w:noProof/>
+          </w:rPr>
+          <w:t>1</w:t>
+        </w:r>
+        <w:bookmarkEnd w:id="7"/>
+      </w:fldSimple>
     </w:p>
     <w:p>
       <w:pPr>
@@ -4798,25 +4684,15 @@
       <w:r>
         <w:t xml:space="preserve">  </w:t>
       </w:r>
-      <w:r>
-        <w:fldChar w:fldCharType="begin"/>
-      </w:r>
-      <w:r>
-        <w:instrText xml:space="preserve"> SEQ Vulnerabilidad_._Fig_ \* ARABIC </w:instrText>
-      </w:r>
-      <w:r>
-        <w:fldChar w:fldCharType="separate"/>
-      </w:r>
-      <w:r>
-        <w:rPr>
-          <w:noProof/>
-        </w:rPr>
-        <w:t>2</w:t>
-      </w:r>
-      <w:bookmarkEnd w:id="8"/>
-      <w:r>
-        <w:fldChar w:fldCharType="end"/>
-      </w:r>
+      <w:fldSimple w:instr=" SEQ Vulnerabilidad_._Fig_ \* ARABIC ">
+        <w:r>
+          <w:rPr>
+            <w:noProof/>
+          </w:rPr>
+          <w:t>2</w:t>
+        </w:r>
+        <w:bookmarkEnd w:id="8"/>
+      </w:fldSimple>
     </w:p>
     <w:p>
       <w:pPr>
@@ -4900,25 +4776,15 @@
       <w:r>
         <w:t xml:space="preserve">  </w:t>
       </w:r>
-      <w:r>
-        <w:fldChar w:fldCharType="begin"/>
-      </w:r>
-      <w:r>
-        <w:instrText xml:space="preserve"> SEQ Vulnerabilidad_._Fig_ \* ARABIC </w:instrText>
-      </w:r>
-      <w:r>
-        <w:fldChar w:fldCharType="separate"/>
-      </w:r>
-      <w:r>
-        <w:rPr>
-          <w:noProof/>
-        </w:rPr>
-        <w:t>3</w:t>
-      </w:r>
-      <w:bookmarkEnd w:id="9"/>
-      <w:r>
-        <w:fldChar w:fldCharType="end"/>
-      </w:r>
+      <w:fldSimple w:instr=" SEQ Vulnerabilidad_._Fig_ \* ARABIC ">
+        <w:r>
+          <w:rPr>
+            <w:noProof/>
+          </w:rPr>
+          <w:t>3</w:t>
+        </w:r>
+        <w:bookmarkEnd w:id="9"/>
+      </w:fldSimple>
     </w:p>
     <w:p>
       <w:pPr>
@@ -5009,25 +4875,15 @@
       <w:r>
         <w:t xml:space="preserve">  </w:t>
       </w:r>
-      <w:r>
-        <w:fldChar w:fldCharType="begin"/>
-      </w:r>
-      <w:r>
-        <w:instrText xml:space="preserve"> SEQ Vulnerabilidad_._Fig_ \* ARABIC </w:instrText>
-      </w:r>
-      <w:r>
-        <w:fldChar w:fldCharType="separate"/>
-      </w:r>
-      <w:r>
-        <w:rPr>
-          <w:noProof/>
-        </w:rPr>
-        <w:t>4</w:t>
-      </w:r>
-      <w:bookmarkEnd w:id="10"/>
-      <w:r>
-        <w:fldChar w:fldCharType="end"/>
-      </w:r>
+      <w:fldSimple w:instr=" SEQ Vulnerabilidad_._Fig_ \* ARABIC ">
+        <w:r>
+          <w:rPr>
+            <w:noProof/>
+          </w:rPr>
+          <w:t>4</w:t>
+        </w:r>
+        <w:bookmarkEnd w:id="10"/>
+      </w:fldSimple>
     </w:p>
     <w:p>
       <w:pPr>
@@ -5111,25 +4967,15 @@
       <w:r>
         <w:t xml:space="preserve">  </w:t>
       </w:r>
-      <w:r>
-        <w:fldChar w:fldCharType="begin"/>
-      </w:r>
-      <w:r>
-        <w:instrText xml:space="preserve"> SEQ Vulnerabilidad_._Fig_ \* ARABIC </w:instrText>
-      </w:r>
-      <w:r>
-        <w:fldChar w:fldCharType="separate"/>
-      </w:r>
-      <w:r>
-        <w:rPr>
-          <w:noProof/>
-        </w:rPr>
-        <w:t>5</w:t>
-      </w:r>
-      <w:bookmarkEnd w:id="11"/>
-      <w:r>
-        <w:fldChar w:fldCharType="end"/>
-      </w:r>
+      <w:fldSimple w:instr=" SEQ Vulnerabilidad_._Fig_ \* ARABIC ">
+        <w:r>
+          <w:rPr>
+            <w:noProof/>
+          </w:rPr>
+          <w:t>5</w:t>
+        </w:r>
+        <w:bookmarkEnd w:id="11"/>
+      </w:fldSimple>
     </w:p>
     <w:p>
       <w:pPr>
@@ -5233,24 +5079,14 @@
       <w:r>
         <w:t xml:space="preserve">  </w:t>
       </w:r>
-      <w:r>
-        <w:fldChar w:fldCharType="begin"/>
-      </w:r>
-      <w:r>
-        <w:instrText xml:space="preserve"> SEQ Mikrotik_Config_._Fig_ \* ARABIC </w:instrText>
-      </w:r>
-      <w:r>
-        <w:fldChar w:fldCharType="separate"/>
-      </w:r>
-      <w:r>
-        <w:rPr>
-          <w:noProof/>
-        </w:rPr>
-        <w:t>6</w:t>
-      </w:r>
-      <w:r>
-        <w:fldChar w:fldCharType="end"/>
-      </w:r>
+      <w:fldSimple w:instr=" SEQ Mikrotik_Config_._Fig_ \* ARABIC ">
+        <w:r>
+          <w:rPr>
+            <w:noProof/>
+          </w:rPr>
+          <w:t>6</w:t>
+        </w:r>
+      </w:fldSimple>
     </w:p>
     <w:p>
       <w:pPr>
@@ -5333,24 +5169,14 @@
       <w:r>
         <w:t xml:space="preserve"> </w:t>
       </w:r>
-      <w:r>
-        <w:fldChar w:fldCharType="begin"/>
-      </w:r>
-      <w:r>
-        <w:instrText xml:space="preserve"> SEQ Defensa_._Fig \* ARABIC </w:instrText>
-      </w:r>
-      <w:r>
-        <w:fldChar w:fldCharType="separate"/>
-      </w:r>
-      <w:r>
-        <w:rPr>
-          <w:noProof/>
-        </w:rPr>
-        <w:t>1</w:t>
-      </w:r>
-      <w:r>
-        <w:fldChar w:fldCharType="end"/>
-      </w:r>
+      <w:fldSimple w:instr=" SEQ Defensa_._Fig \* ARABIC ">
+        <w:r>
+          <w:rPr>
+            <w:noProof/>
+          </w:rPr>
+          <w:t>1</w:t>
+        </w:r>
+      </w:fldSimple>
     </w:p>
     <w:p>
       <w:pPr>
@@ -5808,24 +5634,14 @@
       <w:r>
         <w:t xml:space="preserve"> </w:t>
       </w:r>
-      <w:r>
-        <w:fldChar w:fldCharType="begin"/>
-      </w:r>
-      <w:r>
-        <w:instrText xml:space="preserve"> SEQ Energo_._Fig \* ARABIC </w:instrText>
-      </w:r>
-      <w:r>
-        <w:fldChar w:fldCharType="separate"/>
-      </w:r>
-      <w:r>
-        <w:rPr>
-          <w:noProof/>
-        </w:rPr>
-        <w:t>1</w:t>
-      </w:r>
-      <w:r>
-        <w:fldChar w:fldCharType="end"/>
-      </w:r>
+      <w:fldSimple w:instr=" SEQ Energo_._Fig \* ARABIC ">
+        <w:r>
+          <w:rPr>
+            <w:noProof/>
+          </w:rPr>
+          <w:t>1</w:t>
+        </w:r>
+      </w:fldSimple>
     </w:p>
     <w:p/>
     <w:p>
@@ -6091,24 +5907,14 @@
       <w:r>
         <w:t xml:space="preserve"> </w:t>
       </w:r>
-      <w:r>
-        <w:fldChar w:fldCharType="begin"/>
-      </w:r>
-      <w:r>
-        <w:instrText xml:space="preserve"> SEQ Energo_._Fig \* ARABIC </w:instrText>
-      </w:r>
-      <w:r>
-        <w:fldChar w:fldCharType="separate"/>
-      </w:r>
-      <w:r>
-        <w:rPr>
-          <w:noProof/>
-        </w:rPr>
-        <w:t>2</w:t>
-      </w:r>
-      <w:r>
-        <w:fldChar w:fldCharType="end"/>
-      </w:r>
+      <w:fldSimple w:instr=" SEQ Energo_._Fig \* ARABIC ">
+        <w:r>
+          <w:rPr>
+            <w:noProof/>
+          </w:rPr>
+          <w:t>2</w:t>
+        </w:r>
+      </w:fldSimple>
     </w:p>
     <w:p/>
     <w:p/>
@@ -6183,24 +5989,14 @@
       <w:r>
         <w:t xml:space="preserve"> </w:t>
       </w:r>
-      <w:r>
-        <w:fldChar w:fldCharType="begin"/>
-      </w:r>
-      <w:r>
-        <w:instrText xml:space="preserve"> SEQ Energo_._Fig \* ARABIC </w:instrText>
-      </w:r>
-      <w:r>
-        <w:fldChar w:fldCharType="separate"/>
-      </w:r>
-      <w:r>
-        <w:rPr>
-          <w:noProof/>
-        </w:rPr>
-        <w:t>3</w:t>
-      </w:r>
-      <w:r>
-        <w:fldChar w:fldCharType="end"/>
-      </w:r>
+      <w:fldSimple w:instr=" SEQ Energo_._Fig \* ARABIC ">
+        <w:r>
+          <w:rPr>
+            <w:noProof/>
+          </w:rPr>
+          <w:t>3</w:t>
+        </w:r>
+      </w:fldSimple>
     </w:p>
     <w:p/>
     <w:p>
@@ -6273,24 +6069,14 @@
       <w:r>
         <w:t xml:space="preserve"> </w:t>
       </w:r>
-      <w:r>
-        <w:fldChar w:fldCharType="begin"/>
-      </w:r>
-      <w:r>
-        <w:instrText xml:space="preserve"> SEQ Energo_._Fig \* ARABIC </w:instrText>
-      </w:r>
-      <w:r>
-        <w:fldChar w:fldCharType="separate"/>
-      </w:r>
-      <w:r>
-        <w:rPr>
-          <w:noProof/>
-        </w:rPr>
-        <w:t>4</w:t>
-      </w:r>
-      <w:r>
-        <w:fldChar w:fldCharType="end"/>
-      </w:r>
+      <w:fldSimple w:instr=" SEQ Energo_._Fig \* ARABIC ">
+        <w:r>
+          <w:rPr>
+            <w:noProof/>
+          </w:rPr>
+          <w:t>4</w:t>
+        </w:r>
+      </w:fldSimple>
     </w:p>
     <w:p/>
     <w:p>
@@ -6364,24 +6150,14 @@
       <w:r>
         <w:t xml:space="preserve"> </w:t>
       </w:r>
-      <w:r>
-        <w:fldChar w:fldCharType="begin"/>
-      </w:r>
-      <w:r>
-        <w:instrText xml:space="preserve"> SEQ Energo_._Fig \* ARABIC </w:instrText>
-      </w:r>
-      <w:r>
-        <w:fldChar w:fldCharType="separate"/>
-      </w:r>
-      <w:r>
-        <w:rPr>
-          <w:noProof/>
-        </w:rPr>
-        <w:t>5</w:t>
-      </w:r>
-      <w:r>
-        <w:fldChar w:fldCharType="end"/>
-      </w:r>
+      <w:fldSimple w:instr=" SEQ Energo_._Fig \* ARABIC ">
+        <w:r>
+          <w:rPr>
+            <w:noProof/>
+          </w:rPr>
+          <w:t>5</w:t>
+        </w:r>
+      </w:fldSimple>
     </w:p>
     <w:p>
       <w:pPr>
@@ -6453,24 +6229,14 @@
       <w:r>
         <w:t xml:space="preserve"> </w:t>
       </w:r>
-      <w:r>
-        <w:fldChar w:fldCharType="begin"/>
-      </w:r>
-      <w:r>
-        <w:instrText xml:space="preserve"> SEQ Energo_._Fig \* ARABIC </w:instrText>
-      </w:r>
-      <w:r>
-        <w:fldChar w:fldCharType="separate"/>
-      </w:r>
-      <w:r>
-        <w:rPr>
-          <w:noProof/>
-        </w:rPr>
-        <w:t>6</w:t>
-      </w:r>
-      <w:r>
-        <w:fldChar w:fldCharType="end"/>
-      </w:r>
+      <w:fldSimple w:instr=" SEQ Energo_._Fig \* ARABIC ">
+        <w:r>
+          <w:rPr>
+            <w:noProof/>
+          </w:rPr>
+          <w:t>6</w:t>
+        </w:r>
+      </w:fldSimple>
     </w:p>
     <w:p>
       <w:pPr>
@@ -6631,13 +6397,7 @@
         </w:numPr>
       </w:pPr>
       <w:r>
-        <w:t>El manejo explícito de códigos de error como ER_DUP_ENTRY ante inserciones duplicadas refuerza la robustez ante ataques por repetición o errores de concurrencia.</w:t>
-      </w:r>
-      <w:r>
-        <w:t xml:space="preserve"> </w:t>
-      </w:r>
-      <w:r>
-        <w:t>El manejo explícito de códigos de error como ER_DUP_ENTRY ante inserciones duplicadas refuerza la robustez ante ataques por repetición o errores de concurrencia.</w:t>
+        <w:t>El manejo explícito de códigos de error como ER_DUP_ENTRY ante inserciones duplicadas refuerza la robustez ante ataques por repetición o errores de concurrencia. El manejo explícito de códigos de error como ER_DUP_ENTRY ante inserciones duplicadas refuerza la robustez ante ataques por repetición o errores de concurrencia.</w:t>
       </w:r>
     </w:p>
     <w:p>
@@ -7501,26 +7261,16 @@
       <w:r>
         <w:t xml:space="preserve"> </w:t>
       </w:r>
-      <w:r>
-        <w:fldChar w:fldCharType="begin"/>
-      </w:r>
-      <w:r>
-        <w:instrText xml:space="preserve"> SEQ Vulnerabilidades_._Fig \* ARABIC </w:instrText>
-      </w:r>
-      <w:r>
-        <w:fldChar w:fldCharType="separate"/>
-      </w:r>
-      <w:r>
-        <w:rPr>
-          <w:noProof/>
-        </w:rPr>
-        <w:t>1</w:t>
-      </w:r>
-      <w:bookmarkEnd w:id="36"/>
-      <w:bookmarkEnd w:id="37"/>
-      <w:r>
-        <w:fldChar w:fldCharType="end"/>
-      </w:r>
+      <w:fldSimple w:instr=" SEQ Vulnerabilidades_._Fig \* ARABIC ">
+        <w:r>
+          <w:rPr>
+            <w:noProof/>
+          </w:rPr>
+          <w:t>1</w:t>
+        </w:r>
+        <w:bookmarkEnd w:id="36"/>
+        <w:bookmarkEnd w:id="37"/>
+      </w:fldSimple>
     </w:p>
     <w:p>
       <w:r>
@@ -7701,13 +7451,7 @@
         <w:rPr>
           <w:lang w:val="es-MX"/>
         </w:rPr>
-        <w:t xml:space="preserve"> </w:t>
-      </w:r>
-      <w:r>
-        <w:rPr>
-          <w:lang w:val="es-MX"/>
-        </w:rPr>
-        <w:t xml:space="preserve">Las cookies de sesión no cuentan con el atributo </w:t>
+        <w:t xml:space="preserve"> Las cookies de sesión no cuentan con el atributo </w:t>
       </w:r>
       <w:proofErr w:type="spellStart"/>
       <w:r>
@@ -7843,13 +7587,7 @@
         <w:rPr>
           <w:lang w:val="es-MX"/>
         </w:rPr>
-        <w:t xml:space="preserve"> </w:t>
-      </w:r>
-      <w:r>
-        <w:rPr>
-          <w:lang w:val="es-MX"/>
-        </w:rPr>
-        <w:t xml:space="preserve">Falta el </w:t>
+        <w:t xml:space="preserve"> Falta el </w:t>
       </w:r>
       <w:proofErr w:type="spellStart"/>
       <w:r>
@@ -7985,13 +7723,7 @@
         <w:rPr>
           <w:lang w:val="es-MX"/>
         </w:rPr>
-        <w:t xml:space="preserve"> </w:t>
-      </w:r>
-      <w:r>
-        <w:rPr>
-          <w:lang w:val="es-MX"/>
-        </w:rPr>
-        <w:t xml:space="preserve">Un archivo oculto </w:t>
+        <w:t xml:space="preserve"> Un archivo oculto </w:t>
       </w:r>
       <w:proofErr w:type="gramStart"/>
       <w:r>
@@ -8078,13 +7810,7 @@
         <w:rPr>
           <w:lang w:val="es-MX"/>
         </w:rPr>
-        <w:t xml:space="preserve"> </w:t>
-      </w:r>
-      <w:r>
-        <w:rPr>
-          <w:lang w:val="es-MX"/>
-        </w:rPr>
-        <w:t xml:space="preserve">No se encuentra definida una política CSP. Esto deja abierta la posibilidad de inyecciones XSS y manipulación de </w:t>
+        <w:t xml:space="preserve"> No se encuentra definida una política CSP. Esto deja abierta la posibilidad de inyecciones XSS y manipulación de </w:t>
       </w:r>
       <w:r>
         <w:rPr>
@@ -8212,13 +7938,7 @@
         <w:rPr>
           <w:lang w:val="es-MX"/>
         </w:rPr>
-        <w:t xml:space="preserve"> </w:t>
-      </w:r>
-      <w:r>
-        <w:rPr>
-          <w:lang w:val="es-MX"/>
-        </w:rPr>
-        <w:t>El servidor revela la cabecera X-</w:t>
+        <w:t xml:space="preserve"> El servidor revela la cabecera X-</w:t>
       </w:r>
       <w:proofErr w:type="spellStart"/>
       <w:r>
@@ -8467,13 +8187,7 @@
         <w:rPr>
           <w:lang w:val="es-MX"/>
         </w:rPr>
-        <w:t xml:space="preserve"> </w:t>
-      </w:r>
-      <w:r>
-        <w:rPr>
-          <w:lang w:val="es-MX"/>
-        </w:rPr>
-        <w:t>CSP: La política de CSP está incompleta, omitiendo directivas de “</w:t>
+        <w:t xml:space="preserve"> CSP: La política de CSP está incompleta, omitiendo directivas de “</w:t>
       </w:r>
       <w:proofErr w:type="spellStart"/>
       <w:r>
@@ -8602,7 +8316,7 @@
           <w:numId w:val="16"/>
         </w:numPr>
         <w:rPr>
-          <w:lang w:val="en-US"/>
+          <w:lang w:val="es-MX"/>
         </w:rPr>
       </w:pPr>
       <w:r>
@@ -8710,91 +8424,39 @@
         <w:rPr>
           <w:lang w:val="es-MX"/>
         </w:rPr>
-        <w:t xml:space="preserve"> Server muestra información acerca del software y versión del servidor </w:t>
-      </w:r>
-      <w:proofErr w:type="spellStart"/>
-      <w:r>
-        <w:rPr>
-          <w:lang w:val="es-MX"/>
-        </w:rPr>
-        <w:t>backend</w:t>
-      </w:r>
-      <w:proofErr w:type="spellEnd"/>
-      <w:r>
-        <w:rPr>
-          <w:lang w:val="es-MX"/>
-        </w:rPr>
-        <w:t xml:space="preserve"> (como AmazonS3), brindando a actores maliciosos datos valiosos para búsqueda de vulnerabilidades conocidas. </w:t>
-      </w:r>
-      <w:proofErr w:type="spellStart"/>
-      <w:r>
-        <w:rPr>
-          <w:lang w:val="en-US"/>
-        </w:rPr>
-        <w:t>Minimizar</w:t>
-      </w:r>
-      <w:proofErr w:type="spellEnd"/>
-      <w:r>
-        <w:rPr>
-          <w:lang w:val="en-US"/>
-        </w:rPr>
-        <w:t xml:space="preserve"> </w:t>
-      </w:r>
-      <w:proofErr w:type="spellStart"/>
-      <w:r>
-        <w:rPr>
-          <w:lang w:val="en-US"/>
-        </w:rPr>
-        <w:t>esta</w:t>
-      </w:r>
-      <w:proofErr w:type="spellEnd"/>
-      <w:r>
-        <w:rPr>
-          <w:lang w:val="en-US"/>
-        </w:rPr>
-        <w:t xml:space="preserve"> </w:t>
-      </w:r>
-      <w:proofErr w:type="spellStart"/>
-      <w:r>
-        <w:rPr>
-          <w:lang w:val="en-US"/>
-        </w:rPr>
-        <w:t>exposición</w:t>
-      </w:r>
-      <w:proofErr w:type="spellEnd"/>
-      <w:r>
-        <w:rPr>
-          <w:lang w:val="en-US"/>
-        </w:rPr>
-        <w:t xml:space="preserve"> </w:t>
-      </w:r>
-      <w:proofErr w:type="spellStart"/>
-      <w:r>
-        <w:rPr>
-          <w:lang w:val="en-US"/>
-        </w:rPr>
-        <w:t>incrementa</w:t>
-      </w:r>
-      <w:proofErr w:type="spellEnd"/>
-      <w:r>
-        <w:rPr>
-          <w:lang w:val="en-US"/>
-        </w:rPr>
-        <w:t xml:space="preserve"> la </w:t>
-      </w:r>
-      <w:proofErr w:type="spellStart"/>
-      <w:r>
-        <w:rPr>
-          <w:lang w:val="en-US"/>
-        </w:rPr>
-        <w:t>seguridad</w:t>
-      </w:r>
-      <w:proofErr w:type="spellEnd"/>
-      <w:r>
-        <w:rPr>
-          <w:lang w:val="en-US"/>
-        </w:rPr>
-        <w:t>.</w:t>
+        <w:t xml:space="preserve"> Server muestra información acerca del software y versión del </w:t>
+      </w:r>
+      <w:proofErr w:type="gramStart"/>
+      <w:r>
+        <w:rPr>
+          <w:lang w:val="es-MX"/>
+        </w:rPr>
+        <w:t xml:space="preserve">servidor </w:t>
+      </w:r>
+      <w:r>
+        <w:rPr>
+          <w:lang w:val="es-MX"/>
+        </w:rPr>
+        <w:t>,</w:t>
+      </w:r>
+      <w:r>
+        <w:rPr>
+          <w:lang w:val="es-MX"/>
+        </w:rPr>
+        <w:t>brindando</w:t>
+      </w:r>
+      <w:proofErr w:type="gramEnd"/>
+      <w:r>
+        <w:rPr>
+          <w:lang w:val="es-MX"/>
+        </w:rPr>
+        <w:t xml:space="preserve"> a actores maliciosos datos valiosos para búsqueda de vulnerabilidades conocidas. </w:t>
+      </w:r>
+      <w:r>
+        <w:rPr>
+          <w:lang w:val="es-MX"/>
+        </w:rPr>
+        <w:t>Minimizar esta exposición incrementa la seguridad.</w:t>
       </w:r>
     </w:p>
     <w:p>
@@ -8980,13 +8642,7 @@
     </w:p>
     <w:p>
       <w:r>
-        <w:t>de acceso o manipular los componentes internos del sistema. Todas las acciones ejecutadas se registrarán</w:t>
-      </w:r>
-      <w:r>
-        <w:t xml:space="preserve"> </w:t>
-      </w:r>
-      <w:r>
-        <w:t>para garantizar la trazabilidad. Cualquier intento de alterar información, acceder sin autorización o deshabilitar mecanismos de seguridad será considerado un incumplimiento grave y conllevará sanciones según la normativa de la organización.</w:t>
+        <w:t>de acceso o manipular los componentes internos del sistema. Todas las acciones ejecutadas se registrarán para garantizar la trazabilidad. Cualquier intento de alterar información, acceder sin autorización o deshabilitar mecanismos de seguridad será considerado un incumplimiento grave y conllevará sanciones según la normativa de la organización.</w:t>
       </w:r>
     </w:p>
     <w:p>
@@ -9122,7 +8778,6 @@
         <w:docPartUnique/>
       </w:docPartObj>
     </w:sdtPr>
-    <w:sdtEndPr/>
     <w:sdtContent>
       <w:p>
         <w:pPr>
@@ -10726,6 +10381,7 @@
   <w:style w:type="character" w:default="1" w:styleId="DefaultParagraphFont">
     <w:name w:val="Default Paragraph Font"/>
     <w:uiPriority w:val="1"/>
+    <w:semiHidden/>
     <w:unhideWhenUsed/>
   </w:style>
   <w:style w:type="table" w:default="1" w:styleId="TableNormal">
@@ -11620,16 +11276,16 @@
 </file>
 
 <file path=customXml/item1.xml><?xml version="1.0" encoding="utf-8"?>
-<b:Sources xmlns:b="http://schemas.openxmlformats.org/officeDocument/2006/bibliography" xmlns="http://schemas.openxmlformats.org/officeDocument/2006/bibliography" SelectedStyle="\APASixthEditionOfficeOnline.xsl" StyleName="APA" Version="6"/>
-</file>
-
-<file path=customXml/item2.xml><?xml version="1.0" encoding="utf-8"?>
 <?mso-contentType ?>
 <FormTemplates xmlns="http://schemas.microsoft.com/sharepoint/v3/contenttype/forms">
   <Display>DocumentLibraryForm</Display>
   <Edit>DocumentLibraryForm</Edit>
   <New>DocumentLibraryForm</New>
 </FormTemplates>
+</file>
+
+<file path=customXml/item2.xml><?xml version="1.0" encoding="utf-8"?>
+<b:Sources xmlns:b="http://schemas.openxmlformats.org/officeDocument/2006/bibliography" xmlns="http://schemas.openxmlformats.org/officeDocument/2006/bibliography" SelectedStyle="\APASixthEditionOfficeOnline.xsl" StyleName="APA" Version="6"/>
 </file>
 
 <file path=customXml/item3.xml><?xml version="1.0" encoding="utf-8"?>
@@ -11844,17 +11500,17 @@
 </file>
 
 <file path=customXml/itemProps1.xml><?xml version="1.0" encoding="utf-8"?>
-<ds:datastoreItem xmlns:ds="http://schemas.openxmlformats.org/officeDocument/2006/customXml" ds:itemID="{DCF36818-31DD-4AAB-98A0-441B20705CB1}">
+<ds:datastoreItem xmlns:ds="http://schemas.openxmlformats.org/officeDocument/2006/customXml" ds:itemID="{82B997F9-2FBF-4F90-91D1-618B4DA3361D}">
   <ds:schemaRefs>
-    <ds:schemaRef ds:uri="http://schemas.openxmlformats.org/officeDocument/2006/bibliography"/>
+    <ds:schemaRef ds:uri="http://schemas.microsoft.com/sharepoint/v3/contenttype/forms"/>
   </ds:schemaRefs>
 </ds:datastoreItem>
 </file>
 
 <file path=customXml/itemProps2.xml><?xml version="1.0" encoding="utf-8"?>
-<ds:datastoreItem xmlns:ds="http://schemas.openxmlformats.org/officeDocument/2006/customXml" ds:itemID="{82B997F9-2FBF-4F90-91D1-618B4DA3361D}">
+<ds:datastoreItem xmlns:ds="http://schemas.openxmlformats.org/officeDocument/2006/customXml" ds:itemID="{DCF36818-31DD-4AAB-98A0-441B20705CB1}">
   <ds:schemaRefs>
-    <ds:schemaRef ds:uri="http://schemas.microsoft.com/sharepoint/v3/contenttype/forms"/>
+    <ds:schemaRef ds:uri="http://schemas.openxmlformats.org/officeDocument/2006/bibliography"/>
   </ds:schemaRefs>
 </ds:datastoreItem>
 </file>
